--- a/шаблон договора.docx
+++ b/шаблон договора.docx
@@ -3021,7 +3021,7 @@
                 <w:szCs w:val="20"/>
                 <w:lang w:bidi="ru-RU"/>
               </w:rPr>
-              <w:t>{{customer_fio}}</w:t>
+              <w:t>{{customer_fio_short}}</w:t>
             </w:r>
           </w:p>
         </w:tc>
